--- a/Files/04 - Bamidbar/02 - Naso/5785/Naso 5785.docx
+++ b/Files/04 - Bamidbar/02 - Naso/5785/Naso 5785.docx
@@ -1085,7 +1085,7 @@
         <w:rPr>
           <w:rFonts w:ascii="Times New Roman" w:hAnsi="Times New Roman" w:cs="Times New Roman"/>
         </w:rPr>
-        <w:t xml:space="preserve"> later, on</w:t>
+        <w:t xml:space="preserve"> later, on </w:t>
       </w:r>
       <w:r>
         <w:rPr>
